--- a/ComentarioComp2026.docx
+++ b/ComentarioComp2026.docx
@@ -2298,6 +2298,1478 @@
           <w:bCs/>
         </w:rPr>
         <w:t xml:space="preserve"> ¡Te deseo mucho éxito en todos los ámbitos de tu vida!</w:t>
+      </w:r>
+    </w:p>
+    <w:p>
+      <w:pPr>
+        <w:spacing w:after="0" w:line="240" w:lineRule="auto"/>
+        <w:rPr>
+          <w:b/>
+          <w:bCs/>
+        </w:rPr>
+      </w:pPr>
+    </w:p>
+    <w:p>
+      <w:pPr>
+        <w:spacing w:after="0" w:line="240" w:lineRule="auto"/>
+        <w:rPr>
+          <w:b/>
+          <w:bCs/>
+        </w:rPr>
+      </w:pPr>
+    </w:p>
+    <w:p>
+      <w:pPr>
+        <w:spacing w:after="0" w:line="240" w:lineRule="auto"/>
+        <w:rPr>
+          <w:b/>
+          <w:bCs/>
+        </w:rPr>
+      </w:pPr>
+    </w:p>
+    <w:p>
+      <w:pPr>
+        <w:spacing w:after="0" w:line="240" w:lineRule="auto"/>
+        <w:rPr>
+          <w:b/>
+          <w:bCs/>
+        </w:rPr>
+      </w:pPr>
+    </w:p>
+    <w:p>
+      <w:pPr>
+        <w:spacing w:after="0" w:line="240" w:lineRule="auto"/>
+        <w:rPr>
+          <w:b/>
+          <w:bCs/>
+        </w:rPr>
+      </w:pPr>
+    </w:p>
+    <w:p>
+      <w:pPr>
+        <w:spacing w:after="0" w:line="240" w:lineRule="auto"/>
+        <w:rPr>
+          <w:b/>
+          <w:bCs/>
+        </w:rPr>
+      </w:pPr>
+    </w:p>
+    <w:p>
+      <w:pPr>
+        <w:spacing w:after="0" w:line="240" w:lineRule="auto"/>
+        <w:rPr>
+          <w:b/>
+          <w:bCs/>
+        </w:rPr>
+      </w:pPr>
+    </w:p>
+    <w:p>
+      <w:pPr>
+        <w:spacing w:after="0" w:line="240" w:lineRule="auto"/>
+        <w:rPr>
+          <w:b/>
+          <w:bCs/>
+        </w:rPr>
+      </w:pPr>
+    </w:p>
+    <w:p>
+      <w:pPr>
+        <w:spacing w:after="0" w:line="240" w:lineRule="auto"/>
+        <w:rPr>
+          <w:b/>
+          <w:bCs/>
+        </w:rPr>
+      </w:pPr>
+    </w:p>
+    <w:p>
+      <w:pPr>
+        <w:spacing w:after="0" w:line="240" w:lineRule="auto"/>
+        <w:rPr>
+          <w:b/>
+          <w:bCs/>
+        </w:rPr>
+      </w:pPr>
+    </w:p>
+    <w:p>
+      <w:pPr>
+        <w:spacing w:after="0" w:line="240" w:lineRule="auto"/>
+        <w:rPr>
+          <w:b/>
+          <w:bCs/>
+        </w:rPr>
+      </w:pPr>
+    </w:p>
+    <w:p>
+      <w:pPr>
+        <w:spacing w:after="0" w:line="240" w:lineRule="auto"/>
+        <w:rPr>
+          <w:b/>
+          <w:bCs/>
+        </w:rPr>
+      </w:pPr>
+    </w:p>
+    <w:p>
+      <w:pPr>
+        <w:spacing w:after="0" w:line="240" w:lineRule="auto"/>
+        <w:rPr>
+          <w:b/>
+          <w:bCs/>
+        </w:rPr>
+      </w:pPr>
+    </w:p>
+    <w:p>
+      <w:pPr>
+        <w:spacing w:after="0" w:line="240" w:lineRule="auto"/>
+        <w:rPr>
+          <w:b/>
+          <w:bCs/>
+        </w:rPr>
+      </w:pPr>
+    </w:p>
+    <w:p>
+      <w:pPr>
+        <w:spacing w:after="0" w:line="240" w:lineRule="auto"/>
+        <w:rPr>
+          <w:b/>
+          <w:bCs/>
+        </w:rPr>
+      </w:pPr>
+    </w:p>
+    <w:p>
+      <w:pPr>
+        <w:spacing w:after="0" w:line="240" w:lineRule="auto"/>
+        <w:rPr>
+          <w:b/>
+          <w:bCs/>
+        </w:rPr>
+      </w:pPr>
+    </w:p>
+    <w:p>
+      <w:pPr>
+        <w:spacing w:after="0" w:line="240" w:lineRule="auto"/>
+        <w:rPr>
+          <w:b/>
+          <w:bCs/>
+        </w:rPr>
+      </w:pPr>
+    </w:p>
+    <w:p>
+      <w:pPr>
+        <w:spacing w:after="0" w:line="240" w:lineRule="auto"/>
+        <w:rPr>
+          <w:b/>
+          <w:bCs/>
+        </w:rPr>
+      </w:pPr>
+    </w:p>
+    <w:p>
+      <w:pPr>
+        <w:spacing w:after="0" w:line="240" w:lineRule="auto"/>
+        <w:rPr>
+          <w:b/>
+          <w:bCs/>
+        </w:rPr>
+      </w:pPr>
+    </w:p>
+    <w:p>
+      <w:pPr>
+        <w:spacing w:after="0" w:line="240" w:lineRule="auto"/>
+        <w:rPr>
+          <w:b/>
+          <w:bCs/>
+        </w:rPr>
+      </w:pPr>
+    </w:p>
+    <w:p>
+      <w:pPr>
+        <w:spacing w:after="0" w:line="240" w:lineRule="auto"/>
+        <w:rPr>
+          <w:b/>
+          <w:bCs/>
+        </w:rPr>
+      </w:pPr>
+    </w:p>
+    <w:p>
+      <w:pPr>
+        <w:spacing w:after="0" w:line="240" w:lineRule="auto"/>
+        <w:rPr>
+          <w:b/>
+          <w:bCs/>
+        </w:rPr>
+      </w:pPr>
+    </w:p>
+    <w:p>
+      <w:pPr>
+        <w:spacing w:after="0" w:line="240" w:lineRule="auto"/>
+        <w:rPr>
+          <w:b/>
+          <w:bCs/>
+        </w:rPr>
+      </w:pPr>
+    </w:p>
+    <w:p>
+      <w:pPr>
+        <w:spacing w:after="0" w:line="240" w:lineRule="auto"/>
+        <w:rPr>
+          <w:b/>
+          <w:bCs/>
+        </w:rPr>
+      </w:pPr>
+    </w:p>
+    <w:p>
+      <w:pPr>
+        <w:spacing w:after="0" w:line="240" w:lineRule="auto"/>
+        <w:rPr>
+          <w:b/>
+          <w:bCs/>
+        </w:rPr>
+      </w:pPr>
+    </w:p>
+    <w:p>
+      <w:pPr>
+        <w:spacing w:after="0" w:line="240" w:lineRule="auto"/>
+        <w:rPr>
+          <w:b/>
+          <w:bCs/>
+        </w:rPr>
+      </w:pPr>
+    </w:p>
+    <w:p>
+      <w:pPr>
+        <w:spacing w:after="0" w:line="240" w:lineRule="auto"/>
+        <w:rPr>
+          <w:b/>
+          <w:bCs/>
+        </w:rPr>
+      </w:pPr>
+    </w:p>
+    <w:p>
+      <w:pPr>
+        <w:spacing w:after="0" w:line="240" w:lineRule="auto"/>
+        <w:rPr>
+          <w:b/>
+          <w:bCs/>
+        </w:rPr>
+      </w:pPr>
+    </w:p>
+    <w:p>
+      <w:pPr>
+        <w:spacing w:after="0" w:line="240" w:lineRule="auto"/>
+        <w:rPr>
+          <w:b/>
+          <w:bCs/>
+        </w:rPr>
+      </w:pPr>
+    </w:p>
+    <w:p>
+      <w:pPr>
+        <w:spacing w:after="0" w:line="240" w:lineRule="auto"/>
+        <w:rPr>
+          <w:b/>
+          <w:bCs/>
+        </w:rPr>
+      </w:pPr>
+    </w:p>
+    <w:p>
+      <w:pPr>
+        <w:spacing w:after="0" w:line="240" w:lineRule="auto"/>
+        <w:rPr>
+          <w:b/>
+          <w:bCs/>
+        </w:rPr>
+      </w:pPr>
+    </w:p>
+    <w:p>
+      <w:pPr>
+        <w:spacing w:after="0" w:line="240" w:lineRule="auto"/>
+        <w:rPr>
+          <w:b/>
+          <w:bCs/>
+        </w:rPr>
+      </w:pPr>
+    </w:p>
+    <w:p>
+      <w:pPr>
+        <w:spacing w:after="0" w:line="240" w:lineRule="auto"/>
+        <w:rPr>
+          <w:b/>
+          <w:bCs/>
+        </w:rPr>
+      </w:pPr>
+    </w:p>
+    <w:p>
+      <w:pPr>
+        <w:spacing w:after="0" w:line="240" w:lineRule="auto"/>
+        <w:rPr>
+          <w:b/>
+          <w:bCs/>
+        </w:rPr>
+      </w:pPr>
+    </w:p>
+    <w:p>
+      <w:pPr>
+        <w:spacing w:after="0" w:line="240" w:lineRule="auto"/>
+        <w:rPr>
+          <w:b/>
+          <w:bCs/>
+        </w:rPr>
+      </w:pPr>
+    </w:p>
+    <w:p>
+      <w:pPr>
+        <w:spacing w:after="0" w:line="240" w:lineRule="auto"/>
+        <w:rPr>
+          <w:b/>
+          <w:bCs/>
+        </w:rPr>
+      </w:pPr>
+    </w:p>
+    <w:p>
+      <w:pPr>
+        <w:spacing w:after="0" w:line="240" w:lineRule="auto"/>
+        <w:rPr>
+          <w:b/>
+          <w:bCs/>
+        </w:rPr>
+      </w:pPr>
+    </w:p>
+    <w:p>
+      <w:pPr>
+        <w:spacing w:after="0" w:line="240" w:lineRule="auto"/>
+        <w:rPr>
+          <w:b/>
+          <w:bCs/>
+        </w:rPr>
+      </w:pPr>
+    </w:p>
+    <w:p>
+      <w:pPr>
+        <w:spacing w:after="0" w:line="240" w:lineRule="auto"/>
+        <w:rPr>
+          <w:b/>
+          <w:bCs/>
+        </w:rPr>
+      </w:pPr>
+    </w:p>
+    <w:p>
+      <w:pPr>
+        <w:spacing w:after="0" w:line="240" w:lineRule="auto"/>
+        <w:rPr>
+          <w:b/>
+          <w:bCs/>
+        </w:rPr>
+      </w:pPr>
+    </w:p>
+    <w:p>
+      <w:pPr>
+        <w:spacing w:after="0" w:line="240" w:lineRule="auto"/>
+        <w:rPr>
+          <w:b/>
+          <w:bCs/>
+        </w:rPr>
+      </w:pPr>
+    </w:p>
+    <w:p>
+      <w:pPr>
+        <w:spacing w:after="0" w:line="240" w:lineRule="auto"/>
+        <w:rPr>
+          <w:b/>
+          <w:bCs/>
+        </w:rPr>
+      </w:pPr>
+    </w:p>
+    <w:p>
+      <w:pPr>
+        <w:spacing w:after="0" w:line="240" w:lineRule="auto"/>
+        <w:rPr>
+          <w:b/>
+          <w:bCs/>
+        </w:rPr>
+      </w:pPr>
+    </w:p>
+    <w:p>
+      <w:pPr>
+        <w:spacing w:after="0" w:line="240" w:lineRule="auto"/>
+        <w:rPr>
+          <w:b/>
+          <w:bCs/>
+        </w:rPr>
+      </w:pPr>
+    </w:p>
+    <w:p>
+      <w:pPr>
+        <w:spacing w:after="0" w:line="240" w:lineRule="auto"/>
+      </w:pPr>
+      <w:r>
+        <w:t>¡</w:t>
+      </w:r>
+      <w:r>
+        <w:t>Buen trabajo</w:t>
+      </w:r>
+      <w:r>
+        <w:t>, estimad</w:t>
+      </w:r>
+      <w:r>
+        <w:t>o</w:t>
+      </w:r>
+      <w:r>
+        <w:rPr>
+          <w:b/>
+          <w:bCs/>
+        </w:rPr>
+        <w:t xml:space="preserve"> </w:t>
+      </w:r>
+      <w:r>
+        <w:rPr>
+          <w:b/>
+          <w:bCs/>
+        </w:rPr>
+        <w:t>Emiliano</w:t>
+      </w:r>
+      <w:r>
+        <w:t>!</w:t>
+      </w:r>
+    </w:p>
+    <w:p>
+      <w:pPr>
+        <w:spacing w:after="0" w:line="240" w:lineRule="auto"/>
+      </w:pPr>
+    </w:p>
+    <w:p>
+      <w:pPr>
+        <w:spacing w:after="0" w:line="240" w:lineRule="auto"/>
+      </w:pPr>
+      <w:r>
+        <w:t xml:space="preserve">Te felicito por los resultados obtenidos en esta unidad de formación. </w:t>
+      </w:r>
+      <w:r>
+        <w:t>Si bien identifiqué áreas de oportunidad puntuales en la configuración de</w:t>
+      </w:r>
+      <w:r>
+        <w:t xml:space="preserve"> </w:t>
+      </w:r>
+      <w:proofErr w:type="gramStart"/>
+      <w:r>
+        <w:t>un switch multicapa</w:t>
+      </w:r>
+      <w:proofErr w:type="gramEnd"/>
+      <w:r>
+        <w:t xml:space="preserve">, </w:t>
+      </w:r>
+      <w:r>
+        <w:t xml:space="preserve">la configuración de NAT y </w:t>
+      </w:r>
+      <w:proofErr w:type="spellStart"/>
+      <w:r>
+        <w:t>ACLs</w:t>
+      </w:r>
+      <w:proofErr w:type="spellEnd"/>
+      <w:r>
+        <w:t xml:space="preserve"> extendidas</w:t>
+      </w:r>
+      <w:r>
+        <w:t>, estoy segura de que con mayor atención al detalle lograrás perfeccionar est</w:t>
+      </w:r>
+      <w:r>
+        <w:t>os aspectos</w:t>
+      </w:r>
+      <w:r>
+        <w:t>.</w:t>
+      </w:r>
+    </w:p>
+    <w:p>
+      <w:pPr>
+        <w:spacing w:after="0" w:line="240" w:lineRule="auto"/>
+      </w:pPr>
+    </w:p>
+    <w:p>
+      <w:pPr>
+        <w:spacing w:after="0" w:line="240" w:lineRule="auto"/>
+      </w:pPr>
+      <w:r>
+        <w:t>Has acreditado satisfactoriamente las siguientes competencias:</w:t>
+      </w:r>
+    </w:p>
+    <w:p>
+      <w:pPr>
+        <w:spacing w:after="0" w:line="240" w:lineRule="auto"/>
+      </w:pPr>
+    </w:p>
+    <w:p>
+      <w:pPr>
+        <w:pStyle w:val="Prrafodelista"/>
+        <w:numPr>
+          <w:ilvl w:val="0"/>
+          <w:numId w:val="1"/>
+        </w:numPr>
+        <w:spacing w:after="0" w:line="240" w:lineRule="auto"/>
+      </w:pPr>
+      <w:r>
+        <w:rPr>
+          <w:b/>
+          <w:bCs/>
+        </w:rPr>
+        <w:t xml:space="preserve">SCT0301 </w:t>
+      </w:r>
+      <w:r>
+        <w:t>Configuración de infraestructura computacional</w:t>
+      </w:r>
+    </w:p>
+    <w:p>
+      <w:pPr>
+        <w:pStyle w:val="Prrafodelista"/>
+        <w:numPr>
+          <w:ilvl w:val="0"/>
+          <w:numId w:val="1"/>
+        </w:numPr>
+        <w:spacing w:after="0" w:line="240" w:lineRule="auto"/>
+      </w:pPr>
+      <w:r>
+        <w:rPr>
+          <w:b/>
+          <w:bCs/>
+        </w:rPr>
+        <w:t xml:space="preserve">SCT0302 </w:t>
+      </w:r>
+      <w:r>
+        <w:t>Validación de la operación de la infraestructura computacional</w:t>
+      </w:r>
+    </w:p>
+    <w:p>
+      <w:pPr>
+        <w:pStyle w:val="Prrafodelista"/>
+        <w:numPr>
+          <w:ilvl w:val="0"/>
+          <w:numId w:val="1"/>
+        </w:numPr>
+        <w:spacing w:after="0" w:line="240" w:lineRule="auto"/>
+      </w:pPr>
+      <w:r>
+        <w:rPr>
+          <w:b/>
+          <w:bCs/>
+        </w:rPr>
+        <w:t>SCT0303</w:t>
+      </w:r>
+      <w:r>
+        <w:t xml:space="preserve"> Integración de seguridad en proyectos computacionales</w:t>
+      </w:r>
+    </w:p>
+    <w:p>
+      <w:pPr>
+        <w:spacing w:after="0" w:line="240" w:lineRule="auto"/>
+      </w:pPr>
+    </w:p>
+    <w:p>
+      <w:pPr>
+        <w:spacing w:after="0" w:line="240" w:lineRule="auto"/>
+      </w:pPr>
+      <w:r>
+        <w:t>Espero que los conocimientos adquiridos sobre redes te sean de gran utilidad en tu formación.</w:t>
+      </w:r>
+      <w:r>
+        <w:t xml:space="preserve"> </w:t>
+      </w:r>
+    </w:p>
+    <w:p>
+      <w:pPr>
+        <w:spacing w:after="0" w:line="240" w:lineRule="auto"/>
+      </w:pPr>
+    </w:p>
+    <w:p>
+      <w:pPr>
+        <w:spacing w:after="0" w:line="240" w:lineRule="auto"/>
+        <w:rPr>
+          <w:b/>
+          <w:bCs/>
+        </w:rPr>
+      </w:pPr>
+      <w:r>
+        <w:rPr>
+          <w:b/>
+          <w:bCs/>
+        </w:rPr>
+        <w:t>¡Te deseo mucho éxito en todos los ámbitos de tu vida!</w:t>
+      </w:r>
+    </w:p>
+    <w:p>
+      <w:pPr>
+        <w:spacing w:after="0" w:line="240" w:lineRule="auto"/>
+        <w:rPr>
+          <w:b/>
+          <w:bCs/>
+        </w:rPr>
+      </w:pPr>
+    </w:p>
+    <w:p>
+      <w:pPr>
+        <w:spacing w:after="0" w:line="240" w:lineRule="auto"/>
+      </w:pPr>
+      <w:r>
+        <w:t xml:space="preserve">¡Buen trabajo, estimado </w:t>
+      </w:r>
+      <w:r>
+        <w:rPr>
+          <w:b/>
+          <w:bCs/>
+        </w:rPr>
+        <w:t>Emiliano</w:t>
+      </w:r>
+      <w:r>
+        <w:t>!</w:t>
+      </w:r>
+    </w:p>
+    <w:p>
+      <w:pPr>
+        <w:spacing w:after="0" w:line="240" w:lineRule="auto"/>
+      </w:pPr>
+    </w:p>
+    <w:p>
+      <w:pPr>
+        <w:spacing w:after="0" w:line="240" w:lineRule="auto"/>
+      </w:pPr>
+      <w:r>
+        <w:t>He identificado algunas áreas de oportunidad en el desarrollo de las siguientes competencias:</w:t>
+      </w:r>
+    </w:p>
+    <w:p>
+      <w:pPr>
+        <w:spacing w:after="0" w:line="240" w:lineRule="auto"/>
+      </w:pPr>
+    </w:p>
+    <w:p>
+      <w:pPr>
+        <w:numPr>
+          <w:ilvl w:val="0"/>
+          <w:numId w:val="2"/>
+        </w:numPr>
+        <w:tabs>
+          <w:tab w:val="num" w:pos="720"/>
+        </w:tabs>
+        <w:spacing w:after="0" w:line="240" w:lineRule="auto"/>
+      </w:pPr>
+      <w:r>
+        <w:rPr>
+          <w:b/>
+          <w:bCs/>
+        </w:rPr>
+        <w:t>SCT0301</w:t>
+      </w:r>
+      <w:r>
+        <w:t xml:space="preserve"> Configuración de infraestructura computacional</w:t>
+      </w:r>
+    </w:p>
+    <w:p>
+      <w:pPr>
+        <w:numPr>
+          <w:ilvl w:val="0"/>
+          <w:numId w:val="2"/>
+        </w:numPr>
+        <w:tabs>
+          <w:tab w:val="num" w:pos="720"/>
+        </w:tabs>
+        <w:spacing w:after="0" w:line="240" w:lineRule="auto"/>
+      </w:pPr>
+      <w:r>
+        <w:rPr>
+          <w:b/>
+          <w:bCs/>
+        </w:rPr>
+        <w:t>SCT0302</w:t>
+      </w:r>
+      <w:r>
+        <w:t xml:space="preserve"> Validación de la operación de la infraestructura computacional</w:t>
+      </w:r>
+    </w:p>
+    <w:p>
+      <w:pPr>
+        <w:numPr>
+          <w:ilvl w:val="0"/>
+          <w:numId w:val="2"/>
+        </w:numPr>
+        <w:tabs>
+          <w:tab w:val="num" w:pos="720"/>
+        </w:tabs>
+        <w:spacing w:after="0" w:line="240" w:lineRule="auto"/>
+      </w:pPr>
+      <w:r>
+        <w:rPr>
+          <w:b/>
+          <w:bCs/>
+        </w:rPr>
+        <w:t>SCT0303</w:t>
+      </w:r>
+      <w:r>
+        <w:t xml:space="preserve"> Integración de seguridad en proyectos computacionales</w:t>
+      </w:r>
+    </w:p>
+    <w:p>
+      <w:pPr>
+        <w:spacing w:after="0" w:line="240" w:lineRule="auto"/>
+      </w:pPr>
+    </w:p>
+    <w:p>
+      <w:pPr>
+        <w:spacing w:after="0" w:line="240" w:lineRule="auto"/>
+      </w:pPr>
+      <w:r>
+        <w:t xml:space="preserve">Considero que tienes una gran capacidad y el potencial necesario para destacar. Sin embargo, para acreditar estas competencias </w:t>
+      </w:r>
+      <w:r>
+        <w:t>de forma destacada</w:t>
+      </w:r>
+      <w:r>
+        <w:t>, es fundamental seguir fortaleciendo tus habilidades</w:t>
+      </w:r>
+      <w:r>
+        <w:t xml:space="preserve"> en los apartados de configuración y seguridad</w:t>
+      </w:r>
+      <w:r>
+        <w:t>. Estoy segura de que, con un poco más de atención al detalle, lograrás perfeccionar estos aspectos.</w:t>
+      </w:r>
+    </w:p>
+    <w:p>
+      <w:pPr>
+        <w:spacing w:after="0" w:line="240" w:lineRule="auto"/>
+      </w:pPr>
+    </w:p>
+    <w:p>
+      <w:pPr>
+        <w:spacing w:after="0" w:line="240" w:lineRule="auto"/>
+      </w:pPr>
+      <w:r>
+        <w:t>Espero que los conocimientos adquiridos sobre redes te sean de gran utilidad en tu formación.</w:t>
+      </w:r>
+      <w:r>
+        <w:t xml:space="preserve"> </w:t>
+      </w:r>
+    </w:p>
+    <w:p>
+      <w:pPr>
+        <w:spacing w:after="0" w:line="240" w:lineRule="auto"/>
+      </w:pPr>
+    </w:p>
+    <w:p>
+      <w:pPr>
+        <w:spacing w:after="0" w:line="240" w:lineRule="auto"/>
+        <w:rPr>
+          <w:b/>
+          <w:bCs/>
+        </w:rPr>
+      </w:pPr>
+      <w:r>
+        <w:rPr>
+          <w:b/>
+          <w:bCs/>
+        </w:rPr>
+        <w:t>¡Te deseo mucho éxito en todos los ámbitos de tu vida!</w:t>
+      </w:r>
+    </w:p>
+    <w:p>
+      <w:pPr>
+        <w:spacing w:after="0" w:line="240" w:lineRule="auto"/>
+        <w:rPr>
+          <w:b/>
+          <w:bCs/>
+        </w:rPr>
+      </w:pPr>
+    </w:p>
+    <w:p>
+      <w:pPr>
+        <w:spacing w:after="0" w:line="240" w:lineRule="auto"/>
+        <w:rPr>
+          <w:b/>
+          <w:bCs/>
+        </w:rPr>
+      </w:pPr>
+    </w:p>
+    <w:p>
+      <w:pPr>
+        <w:spacing w:after="0" w:line="240" w:lineRule="auto"/>
+      </w:pPr>
+      <w:proofErr w:type="gramStart"/>
+      <w:r>
+        <w:t>Buen trabajo, estimado Erick!</w:t>
+      </w:r>
+      <w:proofErr w:type="gramEnd"/>
+    </w:p>
+    <w:p>
+      <w:pPr>
+        <w:spacing w:after="0" w:line="240" w:lineRule="auto"/>
+      </w:pPr>
+    </w:p>
+    <w:p>
+      <w:pPr>
+        <w:spacing w:after="0" w:line="240" w:lineRule="auto"/>
+      </w:pPr>
+      <w:r>
+        <w:t>He identificado algunas áreas de oportunidad en el desarrollo de las siguientes competencias:</w:t>
+      </w:r>
+    </w:p>
+    <w:p>
+      <w:pPr>
+        <w:spacing w:after="0" w:line="240" w:lineRule="auto"/>
+      </w:pPr>
+    </w:p>
+    <w:p>
+      <w:pPr>
+        <w:spacing w:after="0" w:line="240" w:lineRule="auto"/>
+      </w:pPr>
+      <w:r>
+        <w:t>•</w:t>
+      </w:r>
+      <w:r>
+        <w:tab/>
+        <w:t>SCT0301 Configuración de infraestructura computacional</w:t>
+      </w:r>
+    </w:p>
+    <w:p>
+      <w:pPr>
+        <w:spacing w:after="0" w:line="240" w:lineRule="auto"/>
+      </w:pPr>
+      <w:r>
+        <w:t>•</w:t>
+      </w:r>
+      <w:r>
+        <w:tab/>
+        <w:t>SCT0302 Validación de la operación de la infraestructura computacional</w:t>
+      </w:r>
+    </w:p>
+    <w:p>
+      <w:pPr>
+        <w:spacing w:after="0" w:line="240" w:lineRule="auto"/>
+      </w:pPr>
+      <w:r>
+        <w:t>•</w:t>
+      </w:r>
+      <w:r>
+        <w:tab/>
+        <w:t>SCT0303 Integración de seguridad en proyectos computacionales</w:t>
+      </w:r>
+    </w:p>
+    <w:p>
+      <w:pPr>
+        <w:spacing w:after="0" w:line="240" w:lineRule="auto"/>
+      </w:pPr>
+    </w:p>
+    <w:p>
+      <w:pPr>
+        <w:spacing w:after="0" w:line="240" w:lineRule="auto"/>
+      </w:pPr>
+      <w:r>
+        <w:t>Considero que tienes una gran capacidad y el potencial necesario para ser un alumno sobresaliente. Sin embargo, para acreditar estas competencias de forma destacada, es fundamental seguir fortaleciendo tus habilidades en los apartados de configuración y seguridad. Estoy segura de que, con un poco más de atención al detalle, lograrás perfeccionar estos aspectos.</w:t>
+      </w:r>
+    </w:p>
+    <w:p>
+      <w:pPr>
+        <w:spacing w:after="0" w:line="240" w:lineRule="auto"/>
+      </w:pPr>
+    </w:p>
+    <w:p>
+      <w:pPr>
+        <w:spacing w:after="0" w:line="240" w:lineRule="auto"/>
+      </w:pPr>
+      <w:r>
+        <w:t xml:space="preserve">Espero que los conocimientos adquiridos sobre redes te sean de gran utilidad en tu formación. </w:t>
+      </w:r>
+    </w:p>
+    <w:p>
+      <w:pPr>
+        <w:spacing w:after="0" w:line="240" w:lineRule="auto"/>
+      </w:pPr>
+    </w:p>
+    <w:p>
+      <w:pPr>
+        <w:spacing w:after="0" w:line="240" w:lineRule="auto"/>
+      </w:pPr>
+      <w:r>
+        <w:t>¡Te deseo mucho éxito en todos los ámbitos de tu vida!</w:t>
+      </w:r>
+    </w:p>
+    <w:p>
+      <w:pPr>
+        <w:spacing w:after="0" w:line="240" w:lineRule="auto"/>
+      </w:pPr>
+    </w:p>
+    <w:p>
+      <w:pPr>
+        <w:spacing w:after="0" w:line="240" w:lineRule="auto"/>
+      </w:pPr>
+      <w:r>
+        <w:t>¡</w:t>
+      </w:r>
+      <w:r>
+        <w:t>Muy buen</w:t>
+      </w:r>
+      <w:r>
+        <w:t xml:space="preserve"> </w:t>
+      </w:r>
+      <w:r>
+        <w:t>trabajo</w:t>
+      </w:r>
+      <w:r>
+        <w:t>, estimada</w:t>
+      </w:r>
+      <w:r>
+        <w:rPr>
+          <w:b/>
+          <w:bCs/>
+        </w:rPr>
+        <w:t xml:space="preserve"> </w:t>
+      </w:r>
+      <w:r>
+        <w:rPr>
+          <w:b/>
+          <w:bCs/>
+        </w:rPr>
+        <w:t>Andrea</w:t>
+      </w:r>
+      <w:r>
+        <w:t>!</w:t>
+      </w:r>
+    </w:p>
+    <w:p>
+      <w:pPr>
+        <w:spacing w:after="0" w:line="240" w:lineRule="auto"/>
+      </w:pPr>
+    </w:p>
+    <w:p>
+      <w:pPr>
+        <w:spacing w:after="0" w:line="240" w:lineRule="auto"/>
+      </w:pPr>
+      <w:r>
+        <w:t xml:space="preserve">Te felicito por los resultados obtenidos en esta unidad de formación. </w:t>
+      </w:r>
+      <w:r>
+        <w:t xml:space="preserve">Si bien identifiqué áreas de oportunidad </w:t>
+      </w:r>
+      <w:r>
+        <w:t xml:space="preserve">en los temas de </w:t>
+      </w:r>
+      <w:r>
+        <w:rPr>
+          <w:b/>
+          <w:bCs/>
+        </w:rPr>
+        <w:t xml:space="preserve">direccionamiento y </w:t>
+      </w:r>
+      <w:r>
+        <w:rPr>
+          <w:b/>
+          <w:bCs/>
+        </w:rPr>
+        <w:t>diseño de subredes</w:t>
+      </w:r>
+      <w:r>
+        <w:t>, estoy segura de que con mayor atención al detalle lograrás perfeccionar este aspecto.</w:t>
+      </w:r>
+    </w:p>
+    <w:p>
+      <w:pPr>
+        <w:spacing w:after="0" w:line="240" w:lineRule="auto"/>
+      </w:pPr>
+    </w:p>
+    <w:p>
+      <w:pPr>
+        <w:spacing w:after="0" w:line="240" w:lineRule="auto"/>
+      </w:pPr>
+      <w:r>
+        <w:t>Has acreditado satisfactoriamente las siguientes competencias:</w:t>
+      </w:r>
+    </w:p>
+    <w:p>
+      <w:pPr>
+        <w:spacing w:after="0" w:line="240" w:lineRule="auto"/>
+      </w:pPr>
+    </w:p>
+    <w:p>
+      <w:pPr>
+        <w:pStyle w:val="Prrafodelista"/>
+        <w:numPr>
+          <w:ilvl w:val="0"/>
+          <w:numId w:val="1"/>
+        </w:numPr>
+        <w:spacing w:after="0" w:line="240" w:lineRule="auto"/>
+      </w:pPr>
+      <w:r>
+        <w:rPr>
+          <w:b/>
+          <w:bCs/>
+        </w:rPr>
+        <w:t xml:space="preserve">SCT0301 </w:t>
+      </w:r>
+      <w:r>
+        <w:t>Configuración de infraestructura computacional</w:t>
+      </w:r>
+    </w:p>
+    <w:p>
+      <w:pPr>
+        <w:pStyle w:val="Prrafodelista"/>
+        <w:numPr>
+          <w:ilvl w:val="0"/>
+          <w:numId w:val="1"/>
+        </w:numPr>
+        <w:spacing w:after="0" w:line="240" w:lineRule="auto"/>
+      </w:pPr>
+      <w:r>
+        <w:rPr>
+          <w:b/>
+          <w:bCs/>
+        </w:rPr>
+        <w:t xml:space="preserve">SCT0302 </w:t>
+      </w:r>
+      <w:r>
+        <w:t>Validación de la operación de la infraestructura computacional</w:t>
+      </w:r>
+    </w:p>
+    <w:p>
+      <w:pPr>
+        <w:pStyle w:val="Prrafodelista"/>
+        <w:numPr>
+          <w:ilvl w:val="0"/>
+          <w:numId w:val="1"/>
+        </w:numPr>
+        <w:spacing w:after="0" w:line="240" w:lineRule="auto"/>
+      </w:pPr>
+      <w:r>
+        <w:rPr>
+          <w:b/>
+          <w:bCs/>
+        </w:rPr>
+        <w:t>SCT0303</w:t>
+      </w:r>
+      <w:r>
+        <w:t xml:space="preserve"> Integración de seguridad en proyectos computacionales</w:t>
+      </w:r>
+    </w:p>
+    <w:p>
+      <w:pPr>
+        <w:spacing w:after="0" w:line="240" w:lineRule="auto"/>
+      </w:pPr>
+    </w:p>
+    <w:p>
+      <w:pPr>
+        <w:spacing w:after="0" w:line="240" w:lineRule="auto"/>
+      </w:pPr>
+      <w:r>
+        <w:t>Espero que los conocimientos adquiridos sobre redes te sean de gran utilidad en tu formación.</w:t>
+      </w:r>
+      <w:r>
+        <w:t xml:space="preserve"> </w:t>
+      </w:r>
+    </w:p>
+    <w:p>
+      <w:pPr>
+        <w:pBdr>
+          <w:bottom w:val="single" w:sz="6" w:space="1" w:color="auto"/>
+        </w:pBdr>
+        <w:spacing w:after="0" w:line="240" w:lineRule="auto"/>
+      </w:pPr>
+    </w:p>
+    <w:p>
+      <w:pPr>
+        <w:spacing w:after="0" w:line="240" w:lineRule="auto"/>
+      </w:pPr>
+      <w:r>
+        <w:t>¡Excelente trabajo, estimado Alejandro!</w:t>
+      </w:r>
+    </w:p>
+    <w:p>
+      <w:pPr>
+        <w:spacing w:after="0" w:line="240" w:lineRule="auto"/>
+      </w:pPr>
+    </w:p>
+    <w:p>
+      <w:pPr>
+        <w:spacing w:after="0" w:line="240" w:lineRule="auto"/>
+      </w:pPr>
+      <w:r>
+        <w:t>Te felicito por los resultados obtenidos en esta unidad de formación. Has acreditado de forma satisfactoria las siguientes competencias:</w:t>
+      </w:r>
+    </w:p>
+    <w:p>
+      <w:pPr>
+        <w:spacing w:after="0" w:line="240" w:lineRule="auto"/>
+      </w:pPr>
+    </w:p>
+    <w:p>
+      <w:pPr>
+        <w:spacing w:after="0" w:line="240" w:lineRule="auto"/>
+      </w:pPr>
+      <w:r>
+        <w:t>•</w:t>
+      </w:r>
+      <w:r>
+        <w:tab/>
+        <w:t>SCT0301 Configuración de infraestructura computacional</w:t>
+      </w:r>
+    </w:p>
+    <w:p>
+      <w:pPr>
+        <w:spacing w:after="0" w:line="240" w:lineRule="auto"/>
+      </w:pPr>
+      <w:r>
+        <w:t>•</w:t>
+      </w:r>
+      <w:r>
+        <w:tab/>
+        <w:t>SCT0302 Validación de la operación de la infraestructura computacional</w:t>
+      </w:r>
+    </w:p>
+    <w:p>
+      <w:pPr>
+        <w:spacing w:after="0" w:line="240" w:lineRule="auto"/>
+      </w:pPr>
+      <w:r>
+        <w:t>•</w:t>
+      </w:r>
+      <w:r>
+        <w:tab/>
+        <w:t>SCT0303 Integración de seguridad en proyectos computacionales</w:t>
+      </w:r>
+    </w:p>
+    <w:p>
+      <w:pPr>
+        <w:spacing w:after="0" w:line="240" w:lineRule="auto"/>
+      </w:pPr>
+    </w:p>
+    <w:p>
+      <w:pPr>
+        <w:pBdr>
+          <w:bottom w:val="single" w:sz="6" w:space="1" w:color="auto"/>
+        </w:pBdr>
+        <w:spacing w:after="0" w:line="240" w:lineRule="auto"/>
+      </w:pPr>
+      <w:r>
+        <w:t>Espero que los conocimientos adquiridos sobre redes te sean de gran utilidad en tu formación.</w:t>
+      </w:r>
+    </w:p>
+    <w:p>
+      <w:pPr>
+        <w:spacing w:after="0" w:line="240" w:lineRule="auto"/>
+      </w:pPr>
+      <w:r>
+        <w:t>¡Buen trabajo, estimado Ana Valeria!</w:t>
+      </w:r>
+    </w:p>
+    <w:p>
+      <w:pPr>
+        <w:spacing w:after="0" w:line="240" w:lineRule="auto"/>
+      </w:pPr>
+    </w:p>
+    <w:p>
+      <w:pPr>
+        <w:spacing w:after="0" w:line="240" w:lineRule="auto"/>
+      </w:pPr>
+      <w:r>
+        <w:t>He identificado algunas áreas de oportunidad en el desarrollo de las siguientes competencias:</w:t>
+      </w:r>
+    </w:p>
+    <w:p>
+      <w:pPr>
+        <w:spacing w:after="0" w:line="240" w:lineRule="auto"/>
+      </w:pPr>
+    </w:p>
+    <w:p>
+      <w:pPr>
+        <w:spacing w:after="0" w:line="240" w:lineRule="auto"/>
+      </w:pPr>
+      <w:r>
+        <w:t>•</w:t>
+      </w:r>
+      <w:r>
+        <w:tab/>
+        <w:t>SCT0301 Configuración de infraestructura computacional</w:t>
+      </w:r>
+    </w:p>
+    <w:p>
+      <w:pPr>
+        <w:spacing w:after="0" w:line="240" w:lineRule="auto"/>
+      </w:pPr>
+      <w:r>
+        <w:t>•</w:t>
+      </w:r>
+      <w:r>
+        <w:tab/>
+        <w:t>SCT0302 Validación de la operación de la infraestructura computacional</w:t>
+      </w:r>
+    </w:p>
+    <w:p>
+      <w:pPr>
+        <w:spacing w:after="0" w:line="240" w:lineRule="auto"/>
+      </w:pPr>
+      <w:r>
+        <w:t>•</w:t>
+      </w:r>
+      <w:r>
+        <w:tab/>
+        <w:t>SCT0303 Integración de seguridad en proyectos computacionales</w:t>
+      </w:r>
+    </w:p>
+    <w:p>
+      <w:pPr>
+        <w:spacing w:after="0" w:line="240" w:lineRule="auto"/>
+      </w:pPr>
+    </w:p>
+    <w:p>
+      <w:pPr>
+        <w:spacing w:after="0" w:line="240" w:lineRule="auto"/>
+      </w:pPr>
+      <w:r>
+        <w:t>Considero que tienes una gran capacidad y el potencial necesario para destacar. Sin embargo, para acreditar estas competencias de forma destacada, es fundamental seguir fortaleciendo tus habilidades en los apartados de configuración y seguridad. Estoy segura de que, con un poco más de atención al detalle, lograrás perfeccionar estos aspectos.</w:t>
+      </w:r>
+    </w:p>
+    <w:p>
+      <w:pPr>
+        <w:spacing w:after="0" w:line="240" w:lineRule="auto"/>
+      </w:pPr>
+    </w:p>
+    <w:p>
+      <w:pPr>
+        <w:spacing w:after="0" w:line="240" w:lineRule="auto"/>
+      </w:pPr>
+      <w:r>
+        <w:t>Espero que los conocimientos adquiridos sobre redes te sean de gran utilidad en tu formación.</w:t>
+      </w:r>
+    </w:p>
+    <w:p>
+      <w:pPr>
+        <w:spacing w:after="0" w:line="240" w:lineRule="auto"/>
+      </w:pPr>
+    </w:p>
+    <w:p>
+      <w:pPr>
+        <w:spacing w:after="0" w:line="240" w:lineRule="auto"/>
+      </w:pPr>
+    </w:p>
+    <w:p>
+      <w:pPr>
+        <w:spacing w:after="0" w:line="240" w:lineRule="auto"/>
+      </w:pPr>
+    </w:p>
+    <w:p>
+      <w:pPr>
+        <w:spacing w:after="0" w:line="240" w:lineRule="auto"/>
+      </w:pPr>
+    </w:p>
+    <w:p>
+      <w:pPr>
+        <w:spacing w:after="0" w:line="240" w:lineRule="auto"/>
+      </w:pPr>
+    </w:p>
+    <w:p>
+      <w:pPr>
+        <w:spacing w:after="0" w:line="240" w:lineRule="auto"/>
+      </w:pPr>
+      <w:r>
+        <w:lastRenderedPageBreak/>
+        <w:t xml:space="preserve">¡Buen trabajo, estimado </w:t>
+      </w:r>
+      <w:r>
+        <w:t>David</w:t>
+      </w:r>
+      <w:r>
+        <w:t>!</w:t>
+      </w:r>
+    </w:p>
+    <w:p>
+      <w:pPr>
+        <w:spacing w:after="0" w:line="240" w:lineRule="auto"/>
+      </w:pPr>
+    </w:p>
+    <w:p>
+      <w:pPr>
+        <w:spacing w:after="0" w:line="240" w:lineRule="auto"/>
+      </w:pPr>
+      <w:r>
+        <w:t>He identificado algunas áreas de oportunidad en el desarrollo de las siguientes competencias:</w:t>
+      </w:r>
+    </w:p>
+    <w:p>
+      <w:pPr>
+        <w:spacing w:after="0" w:line="240" w:lineRule="auto"/>
+      </w:pPr>
+    </w:p>
+    <w:p>
+      <w:pPr>
+        <w:spacing w:after="0" w:line="240" w:lineRule="auto"/>
+      </w:pPr>
+      <w:r>
+        <w:t>•</w:t>
+      </w:r>
+      <w:r>
+        <w:tab/>
+        <w:t>SCT0301 Configuración de infraestructura computacional</w:t>
+      </w:r>
+    </w:p>
+    <w:p>
+      <w:pPr>
+        <w:spacing w:after="0" w:line="240" w:lineRule="auto"/>
+      </w:pPr>
+      <w:r>
+        <w:t>•</w:t>
+      </w:r>
+      <w:r>
+        <w:tab/>
+        <w:t>SCT0302 Validación de la operación de la infraestructura computacional</w:t>
+      </w:r>
+    </w:p>
+    <w:p>
+      <w:pPr>
+        <w:spacing w:after="0" w:line="240" w:lineRule="auto"/>
+      </w:pPr>
+      <w:r>
+        <w:t>•</w:t>
+      </w:r>
+      <w:r>
+        <w:tab/>
+        <w:t>SCT0303 Integración de seguridad en proyectos computacionales</w:t>
+      </w:r>
+    </w:p>
+    <w:p>
+      <w:pPr>
+        <w:spacing w:after="0" w:line="240" w:lineRule="auto"/>
+      </w:pPr>
+    </w:p>
+    <w:p>
+      <w:pPr>
+        <w:spacing w:after="0" w:line="240" w:lineRule="auto"/>
+      </w:pPr>
+      <w:r>
+        <w:t xml:space="preserve">Considero que tienes una gran capacidad y el potencial necesario para destacar; sin embargo, para acreditar estas competencias de manera </w:t>
+      </w:r>
+      <w:r>
+        <w:t>destacada</w:t>
+      </w:r>
+      <w:r>
+        <w:t>, es fundamental incrementar el nivel de atención y compromiso en las actividades de clase.</w:t>
+      </w:r>
+    </w:p>
+    <w:p>
+      <w:pPr>
+        <w:spacing w:after="0" w:line="240" w:lineRule="auto"/>
+      </w:pPr>
+    </w:p>
+    <w:p>
+      <w:pPr>
+        <w:pBdr>
+          <w:bottom w:val="single" w:sz="6" w:space="1" w:color="auto"/>
+        </w:pBdr>
+        <w:spacing w:after="0" w:line="240" w:lineRule="auto"/>
+      </w:pPr>
+      <w:r>
+        <w:t>Espero que los conocimientos adquiridos sobre redes te sean de gran utilidad en tu formación.</w:t>
+      </w:r>
+    </w:p>
+    <w:p>
+      <w:pPr>
+        <w:spacing w:after="0" w:line="240" w:lineRule="auto"/>
+      </w:pPr>
+      <w:r>
+        <w:t xml:space="preserve">¡Buen </w:t>
+      </w:r>
+      <w:r>
+        <w:t>esfuerzo</w:t>
+      </w:r>
+      <w:r>
+        <w:t>, estimad</w:t>
+      </w:r>
+      <w:r>
+        <w:t>a Diana</w:t>
+      </w:r>
+      <w:r>
+        <w:t>!</w:t>
+      </w:r>
+    </w:p>
+    <w:p>
+      <w:pPr>
+        <w:spacing w:after="0" w:line="240" w:lineRule="auto"/>
+      </w:pPr>
+    </w:p>
+    <w:p>
+      <w:pPr>
+        <w:spacing w:after="0" w:line="240" w:lineRule="auto"/>
+      </w:pPr>
+      <w:r>
+        <w:t xml:space="preserve">He identificado </w:t>
+      </w:r>
+      <w:r>
+        <w:t>muchas</w:t>
+      </w:r>
+      <w:r>
+        <w:t xml:space="preserve"> áreas de oportunidad en el desarrollo de las siguientes competencias:</w:t>
+      </w:r>
+    </w:p>
+    <w:p>
+      <w:pPr>
+        <w:spacing w:after="0" w:line="240" w:lineRule="auto"/>
+      </w:pPr>
+    </w:p>
+    <w:p>
+      <w:pPr>
+        <w:spacing w:after="0" w:line="240" w:lineRule="auto"/>
+      </w:pPr>
+      <w:r>
+        <w:t>•</w:t>
+      </w:r>
+      <w:r>
+        <w:tab/>
+        <w:t>SCT0301 Configuración de infraestructura computacional</w:t>
+      </w:r>
+    </w:p>
+    <w:p>
+      <w:pPr>
+        <w:spacing w:after="0" w:line="240" w:lineRule="auto"/>
+      </w:pPr>
+      <w:r>
+        <w:t>•</w:t>
+      </w:r>
+      <w:r>
+        <w:tab/>
+        <w:t>SCT0302 Validación de la operación de la infraestructura computacional</w:t>
+      </w:r>
+    </w:p>
+    <w:p>
+      <w:pPr>
+        <w:spacing w:after="0" w:line="240" w:lineRule="auto"/>
+      </w:pPr>
+      <w:r>
+        <w:t>•</w:t>
+      </w:r>
+      <w:r>
+        <w:tab/>
+        <w:t>SCT0303 Integración de seguridad en proyectos computacionales</w:t>
+      </w:r>
+    </w:p>
+    <w:p>
+      <w:pPr>
+        <w:spacing w:after="0" w:line="240" w:lineRule="auto"/>
+      </w:pPr>
+    </w:p>
+    <w:p>
+      <w:pPr>
+        <w:spacing w:after="0" w:line="240" w:lineRule="auto"/>
+      </w:pPr>
+      <w:r>
+        <w:t>Considero que tienes el potencial necesario para destacar; sin embargo, para acreditar estas competencias, es fundamental incrementar el nivel de atención y compromiso en las actividades de clase.</w:t>
+      </w:r>
+    </w:p>
+    <w:p>
+      <w:pPr>
+        <w:spacing w:after="0" w:line="240" w:lineRule="auto"/>
+      </w:pPr>
+    </w:p>
+    <w:p>
+      <w:pPr>
+        <w:spacing w:after="0" w:line="240" w:lineRule="auto"/>
+      </w:pPr>
+      <w:r>
+        <w:t>Espero que los conocimientos adquiridos sobre redes te sean de gran utilidad en tu formación.</w:t>
+      </w:r>
+    </w:p>
+    <w:p>
+      <w:r>
+        <w:br w:type="page"/>
       </w:r>
     </w:p>
     <w:p>
@@ -3191,7 +4663,6 @@
   <w:style w:type="character" w:default="1" w:styleId="Fuentedeprrafopredeter">
     <w:name w:val="Default Paragraph Font"/>
     <w:uiPriority w:val="1"/>
-    <w:semiHidden/>
     <w:unhideWhenUsed/>
   </w:style>
   <w:style w:type="table" w:default="1" w:styleId="Tablanormal">
